--- a/backend-exhibits/Share point Online to Google share drive standard included.docx
+++ b/backend-exhibits/Share point Online to Google share drive standard included.docx
@@ -39,14 +39,14 @@
               <w:ind w:left="52"/>
               <w:jc w:val="center"/>
               <w:rPr>
-                <w:rFonts w:ascii="Arial" w:hAnsi="Arial" w:cs="Arial"/>
-                <w:sz w:val="21"/>
-                <w:szCs w:val="21"/>
-              </w:rPr>
-            </w:pPr>
-            <w:r>
-              <w:rPr>
-                <w:rFonts w:ascii="Arial" w:eastAsia="Arial" w:hAnsi="Arial" w:cs="Arial"/>
+                <w:rFonts w:ascii="Arial" w:hAnsi="Arial" w:cs="Arial" w:eastAsia="Arial"/>
+                <w:sz w:val="21"/>
+                <w:szCs w:val="21"/>
+              </w:rPr>
+            </w:pPr>
+            <w:r>
+              <w:rPr>
+                <w:rFonts w:ascii="Arial" w:hAnsi="Arial" w:cs="Arial" w:eastAsia="Arial"/>
                 <w:b/>
                 <w:sz w:val="21"/>
                 <w:szCs w:val="21"/>
@@ -55,7 +55,7 @@
             </w:r>
             <w:r>
               <w:rPr>
-                <w:rFonts w:ascii="Arial" w:eastAsia="Arial" w:hAnsi="Arial" w:cs="Arial"/>
+                <w:rFonts w:ascii="Arial" w:hAnsi="Arial" w:cs="Arial" w:eastAsia="Arial"/>
                 <w:b/>
                 <w:sz w:val="21"/>
                 <w:szCs w:val="21"/>
@@ -64,7 +64,7 @@
             </w:r>
             <w:r>
               <w:rPr>
-                <w:rFonts w:ascii="Arial" w:eastAsia="Arial" w:hAnsi="Arial" w:cs="Arial"/>
+                <w:rFonts w:ascii="Arial" w:hAnsi="Arial" w:cs="Arial" w:eastAsia="Arial"/>
                 <w:b/>
                 <w:sz w:val="21"/>
                 <w:szCs w:val="21"/>
@@ -92,16 +92,16 @@
             <w:pPr>
               <w:ind w:left="3"/>
               <w:rPr>
-                <w:rFonts w:ascii="Arial" w:hAnsi="Arial" w:cs="Arial"/>
-                <w:b/>
-                <w:bCs/>
-                <w:sz w:val="21"/>
-                <w:szCs w:val="21"/>
-              </w:rPr>
-            </w:pPr>
-            <w:r>
-              <w:rPr>
-                <w:rFonts w:ascii="Arial" w:hAnsi="Arial" w:cs="Arial"/>
+                <w:rFonts w:ascii="Arial" w:hAnsi="Arial" w:cs="Arial" w:eastAsia="Arial"/>
+                <w:b/>
+                <w:bCs/>
+                <w:sz w:val="21"/>
+                <w:szCs w:val="21"/>
+              </w:rPr>
+            </w:pPr>
+            <w:r>
+              <w:rPr>
+                <w:rFonts w:ascii="Arial" w:hAnsi="Arial" w:cs="Arial" w:eastAsia="Arial"/>
                 <w:b/>
                 <w:bCs/>
                 <w:sz w:val="21"/>
@@ -124,14 +124,14 @@
           <w:p>
             <w:pPr>
               <w:rPr>
-                <w:rFonts w:ascii="Arial" w:hAnsi="Arial" w:cs="Arial"/>
-                <w:sz w:val="21"/>
-                <w:szCs w:val="21"/>
-              </w:rPr>
-            </w:pPr>
-            <w:r>
-              <w:rPr>
-                <w:rFonts w:ascii="Arial" w:hAnsi="Arial" w:cs="Arial"/>
+                <w:rFonts w:ascii="Arial" w:hAnsi="Arial" w:cs="Arial" w:eastAsia="Arial"/>
+                <w:sz w:val="21"/>
+                <w:szCs w:val="21"/>
+              </w:rPr>
+            </w:pPr>
+            <w:r>
+              <w:rPr>
+                <w:rFonts w:ascii="Arial" w:hAnsi="Arial" w:cs="Arial" w:eastAsia="Arial"/>
                 <w:sz w:val="21"/>
                 <w:szCs w:val="21"/>
               </w:rPr>
@@ -139,7 +139,7 @@
             </w:r>
             <w:r>
               <w:rPr>
-                <w:rFonts w:ascii="Arial" w:hAnsi="Arial" w:cs="Arial"/>
+                <w:rFonts w:ascii="Arial" w:hAnsi="Arial" w:cs="Arial" w:eastAsia="Arial"/>
                 <w:sz w:val="21"/>
                 <w:szCs w:val="21"/>
               </w:rPr>
@@ -166,16 +166,16 @@
             <w:pPr>
               <w:ind w:left="3"/>
               <w:rPr>
-                <w:rFonts w:ascii="Arial" w:hAnsi="Arial" w:cs="Arial"/>
-                <w:b/>
-                <w:bCs/>
-                <w:sz w:val="21"/>
-                <w:szCs w:val="21"/>
-              </w:rPr>
-            </w:pPr>
-            <w:r>
-              <w:rPr>
-                <w:rFonts w:ascii="Arial" w:hAnsi="Arial" w:cs="Arial"/>
+                <w:rFonts w:ascii="Arial" w:hAnsi="Arial" w:cs="Arial" w:eastAsia="Arial"/>
+                <w:b/>
+                <w:bCs/>
+                <w:sz w:val="21"/>
+                <w:szCs w:val="21"/>
+              </w:rPr>
+            </w:pPr>
+            <w:r>
+              <w:rPr>
+                <w:rFonts w:ascii="Arial" w:hAnsi="Arial" w:cs="Arial" w:eastAsia="Arial"/>
                 <w:b/>
                 <w:bCs/>
                 <w:sz w:val="21"/>
@@ -199,14 +199,14 @@
             <w:pPr>
               <w:spacing w:line="240" w:lineRule="auto"/>
               <w:rPr>
-                <w:rFonts w:ascii="Arial" w:eastAsia="Times New Roman" w:hAnsi="Arial" w:cs="Arial"/>
-                <w:sz w:val="21"/>
-                <w:szCs w:val="21"/>
-              </w:rPr>
-            </w:pPr>
-            <w:r>
-              <w:rPr>
-                <w:rFonts w:ascii="Arial" w:hAnsi="Arial" w:cs="Arial"/>
+                <w:rFonts w:ascii="Arial" w:hAnsi="Arial" w:cs="Arial" w:eastAsia="Arial"/>
+                <w:sz w:val="21"/>
+                <w:szCs w:val="21"/>
+              </w:rPr>
+            </w:pPr>
+            <w:r>
+              <w:rPr>
+                <w:rFonts w:ascii="Arial" w:hAnsi="Arial" w:cs="Arial" w:eastAsia="Arial"/>
                 <w:sz w:val="21"/>
                 <w:szCs w:val="21"/>
               </w:rPr>
@@ -216,7 +216,7 @@
           <w:p>
             <w:pPr>
               <w:rPr>
-                <w:rFonts w:ascii="Arial" w:hAnsi="Arial" w:cs="Arial"/>
+                <w:rFonts w:ascii="Arial" w:hAnsi="Arial" w:cs="Arial" w:eastAsia="Arial"/>
                 <w:sz w:val="21"/>
                 <w:szCs w:val="21"/>
               </w:rPr>
@@ -242,16 +242,16 @@
             <w:pPr>
               <w:ind w:left="3"/>
               <w:rPr>
-                <w:rFonts w:ascii="Arial" w:hAnsi="Arial" w:cs="Arial"/>
-                <w:b/>
-                <w:bCs/>
-                <w:sz w:val="21"/>
-                <w:szCs w:val="21"/>
-              </w:rPr>
-            </w:pPr>
-            <w:r>
-              <w:rPr>
-                <w:rFonts w:ascii="Arial" w:hAnsi="Arial" w:cs="Arial"/>
+                <w:rFonts w:ascii="Arial" w:hAnsi="Arial" w:cs="Arial" w:eastAsia="Arial"/>
+                <w:b/>
+                <w:bCs/>
+                <w:sz w:val="21"/>
+                <w:szCs w:val="21"/>
+              </w:rPr>
+            </w:pPr>
+            <w:r>
+              <w:rPr>
+                <w:rFonts w:ascii="Arial" w:hAnsi="Arial" w:cs="Arial" w:eastAsia="Arial"/>
                 <w:b/>
                 <w:bCs/>
                 <w:sz w:val="21"/>
@@ -275,14 +275,14 @@
             <w:pPr>
               <w:spacing w:line="240" w:lineRule="auto"/>
               <w:rPr>
-                <w:rFonts w:ascii="Arial" w:hAnsi="Arial" w:cs="Arial"/>
-                <w:sz w:val="21"/>
-                <w:szCs w:val="21"/>
-              </w:rPr>
-            </w:pPr>
-            <w:r>
-              <w:rPr>
-                <w:rFonts w:ascii="Arial" w:hAnsi="Arial" w:cs="Arial"/>
+                <w:rFonts w:ascii="Arial" w:hAnsi="Arial" w:cs="Arial" w:eastAsia="Arial"/>
+                <w:sz w:val="21"/>
+                <w:szCs w:val="21"/>
+              </w:rPr>
+            </w:pPr>
+            <w:r>
+              <w:rPr>
+                <w:rFonts w:ascii="Arial" w:hAnsi="Arial" w:cs="Arial" w:eastAsia="Arial"/>
                 <w:sz w:val="21"/>
                 <w:szCs w:val="21"/>
               </w:rPr>
@@ -291,7 +291,7 @@
             <w:proofErr w:type="spellStart"/>
             <w:r>
               <w:rPr>
-                <w:rFonts w:ascii="Arial" w:hAnsi="Arial" w:cs="Arial"/>
+                <w:rFonts w:ascii="Arial" w:hAnsi="Arial" w:cs="Arial" w:eastAsia="Arial"/>
                 <w:sz w:val="21"/>
                 <w:szCs w:val="21"/>
               </w:rPr>
@@ -300,7 +300,7 @@
             <w:proofErr w:type="spellEnd"/>
             <w:r>
               <w:rPr>
-                <w:rFonts w:ascii="Arial" w:hAnsi="Arial" w:cs="Arial"/>
+                <w:rFonts w:ascii="Arial" w:hAnsi="Arial" w:cs="Arial" w:eastAsia="Arial"/>
                 <w:sz w:val="21"/>
                 <w:szCs w:val="21"/>
               </w:rPr>
@@ -327,16 +327,16 @@
             <w:pPr>
               <w:ind w:left="3"/>
               <w:rPr>
-                <w:rFonts w:ascii="Arial" w:hAnsi="Arial" w:cs="Arial"/>
-                <w:b/>
-                <w:bCs/>
-                <w:sz w:val="21"/>
-                <w:szCs w:val="21"/>
-              </w:rPr>
-            </w:pPr>
-            <w:r>
-              <w:rPr>
-                <w:rFonts w:ascii="Arial" w:hAnsi="Arial" w:cs="Arial"/>
+                <w:rFonts w:ascii="Arial" w:hAnsi="Arial" w:cs="Arial" w:eastAsia="Arial"/>
+                <w:b/>
+                <w:bCs/>
+                <w:sz w:val="21"/>
+                <w:szCs w:val="21"/>
+              </w:rPr>
+            </w:pPr>
+            <w:r>
+              <w:rPr>
+                <w:rFonts w:ascii="Arial" w:hAnsi="Arial" w:cs="Arial" w:eastAsia="Arial"/>
                 <w:b/>
                 <w:bCs/>
                 <w:sz w:val="21"/>
@@ -359,14 +359,14 @@
           <w:p>
             <w:pPr>
               <w:rPr>
-                <w:rFonts w:ascii="Arial" w:hAnsi="Arial" w:cs="Arial"/>
-                <w:sz w:val="21"/>
-                <w:szCs w:val="21"/>
-              </w:rPr>
-            </w:pPr>
-            <w:r>
-              <w:rPr>
-                <w:rFonts w:ascii="Arial" w:hAnsi="Arial" w:cs="Arial"/>
+                <w:rFonts w:ascii="Arial" w:hAnsi="Arial" w:cs="Arial" w:eastAsia="Arial"/>
+                <w:sz w:val="21"/>
+                <w:szCs w:val="21"/>
+              </w:rPr>
+            </w:pPr>
+            <w:r>
+              <w:rPr>
+                <w:rFonts w:ascii="Arial" w:hAnsi="Arial" w:cs="Arial" w:eastAsia="Arial"/>
                 <w:sz w:val="21"/>
                 <w:szCs w:val="21"/>
               </w:rPr>
@@ -393,16 +393,16 @@
             <w:pPr>
               <w:ind w:left="3"/>
               <w:rPr>
-                <w:rFonts w:ascii="Arial" w:hAnsi="Arial" w:cs="Arial"/>
-                <w:b/>
-                <w:bCs/>
-                <w:sz w:val="21"/>
-                <w:szCs w:val="21"/>
-              </w:rPr>
-            </w:pPr>
-            <w:r>
-              <w:rPr>
-                <w:rFonts w:ascii="Arial" w:hAnsi="Arial" w:cs="Arial"/>
+                <w:rFonts w:ascii="Arial" w:hAnsi="Arial" w:cs="Arial" w:eastAsia="Arial"/>
+                <w:b/>
+                <w:bCs/>
+                <w:sz w:val="21"/>
+                <w:szCs w:val="21"/>
+              </w:rPr>
+            </w:pPr>
+            <w:r>
+              <w:rPr>
+                <w:rFonts w:ascii="Arial" w:hAnsi="Arial" w:cs="Arial" w:eastAsia="Arial"/>
                 <w:b/>
                 <w:bCs/>
                 <w:sz w:val="21"/>
@@ -425,7 +425,7 @@
           <w:p>
             <w:pPr>
               <w:rPr>
-                <w:rFonts w:ascii="Arial" w:hAnsi="Arial" w:cs="Arial"/>
+                <w:rFonts w:ascii="Arial" w:hAnsi="Arial" w:cs="Arial" w:eastAsia="Arial"/>
                 <w:sz w:val="21"/>
                 <w:szCs w:val="21"/>
               </w:rPr>
@@ -433,7 +433,7 @@
             <w:proofErr w:type="spellStart"/>
             <w:r>
               <w:rPr>
-                <w:rFonts w:ascii="Arial" w:hAnsi="Arial" w:cs="Arial"/>
+                <w:rFonts w:ascii="Arial" w:hAnsi="Arial" w:cs="Arial" w:eastAsia="Arial"/>
                 <w:sz w:val="21"/>
                 <w:szCs w:val="21"/>
               </w:rPr>
@@ -442,7 +442,7 @@
             <w:proofErr w:type="spellEnd"/>
             <w:r>
               <w:rPr>
-                <w:rFonts w:ascii="Arial" w:hAnsi="Arial" w:cs="Arial"/>
+                <w:rFonts w:ascii="Arial" w:hAnsi="Arial" w:cs="Arial" w:eastAsia="Arial"/>
                 <w:sz w:val="21"/>
                 <w:szCs w:val="21"/>
               </w:rPr>
@@ -469,16 +469,16 @@
             <w:pPr>
               <w:ind w:left="3"/>
               <w:rPr>
-                <w:rFonts w:ascii="Arial" w:hAnsi="Arial" w:cs="Arial"/>
-                <w:b/>
-                <w:bCs/>
-                <w:sz w:val="21"/>
-                <w:szCs w:val="21"/>
-              </w:rPr>
-            </w:pPr>
-            <w:r>
-              <w:rPr>
-                <w:rFonts w:ascii="Arial" w:hAnsi="Arial" w:cs="Arial"/>
+                <w:rFonts w:ascii="Arial" w:hAnsi="Arial" w:cs="Arial" w:eastAsia="Arial"/>
+                <w:b/>
+                <w:bCs/>
+                <w:sz w:val="21"/>
+                <w:szCs w:val="21"/>
+              </w:rPr>
+            </w:pPr>
+            <w:r>
+              <w:rPr>
+                <w:rFonts w:ascii="Arial" w:hAnsi="Arial" w:cs="Arial" w:eastAsia="Arial"/>
                 <w:b/>
                 <w:bCs/>
                 <w:sz w:val="21"/>
@@ -501,7 +501,7 @@
           <w:p>
             <w:pPr>
               <w:rPr>
-                <w:rFonts w:ascii="Arial" w:hAnsi="Arial" w:cs="Arial"/>
+                <w:rFonts w:ascii="Arial" w:hAnsi="Arial" w:cs="Arial" w:eastAsia="Arial"/>
                 <w:sz w:val="21"/>
                 <w:szCs w:val="21"/>
               </w:rPr>
@@ -509,7 +509,7 @@
             <w:proofErr w:type="spellStart"/>
             <w:r>
               <w:rPr>
-                <w:rFonts w:ascii="Arial" w:hAnsi="Arial" w:cs="Arial"/>
+                <w:rFonts w:ascii="Arial" w:hAnsi="Arial" w:cs="Arial" w:eastAsia="Arial"/>
                 <w:sz w:val="21"/>
                 <w:szCs w:val="21"/>
               </w:rPr>
@@ -518,7 +518,7 @@
             <w:proofErr w:type="spellEnd"/>
             <w:r>
               <w:rPr>
-                <w:rFonts w:ascii="Arial" w:hAnsi="Arial" w:cs="Arial"/>
+                <w:rFonts w:ascii="Arial" w:hAnsi="Arial" w:cs="Arial" w:eastAsia="Arial"/>
                 <w:sz w:val="21"/>
                 <w:szCs w:val="21"/>
               </w:rPr>
@@ -545,16 +545,16 @@
             <w:pPr>
               <w:ind w:left="3"/>
               <w:rPr>
-                <w:rFonts w:ascii="Arial" w:hAnsi="Arial" w:cs="Arial"/>
-                <w:b/>
-                <w:bCs/>
-                <w:sz w:val="21"/>
-                <w:szCs w:val="21"/>
-              </w:rPr>
-            </w:pPr>
-            <w:r>
-              <w:rPr>
-                <w:rFonts w:ascii="Arial" w:hAnsi="Arial" w:cs="Arial"/>
+                <w:rFonts w:ascii="Arial" w:hAnsi="Arial" w:cs="Arial" w:eastAsia="Arial"/>
+                <w:b/>
+                <w:bCs/>
+                <w:sz w:val="21"/>
+                <w:szCs w:val="21"/>
+              </w:rPr>
+            </w:pPr>
+            <w:r>
+              <w:rPr>
+                <w:rFonts w:ascii="Arial" w:hAnsi="Arial" w:cs="Arial" w:eastAsia="Arial"/>
                 <w:b/>
                 <w:bCs/>
                 <w:sz w:val="21"/>
@@ -577,7 +577,7 @@
           <w:p>
             <w:pPr>
               <w:rPr>
-                <w:rFonts w:ascii="Arial" w:hAnsi="Arial" w:cs="Arial"/>
+                <w:rFonts w:ascii="Arial" w:hAnsi="Arial" w:cs="Arial" w:eastAsia="Arial"/>
                 <w:sz w:val="21"/>
                 <w:szCs w:val="21"/>
               </w:rPr>
@@ -585,7 +585,7 @@
             <w:proofErr w:type="spellStart"/>
             <w:r>
               <w:rPr>
-                <w:rFonts w:ascii="Arial" w:hAnsi="Arial" w:cs="Arial"/>
+                <w:rFonts w:ascii="Arial" w:hAnsi="Arial" w:cs="Arial" w:eastAsia="Arial"/>
                 <w:sz w:val="21"/>
                 <w:szCs w:val="21"/>
               </w:rPr>
@@ -594,7 +594,7 @@
             <w:proofErr w:type="spellEnd"/>
             <w:r>
               <w:rPr>
-                <w:rFonts w:ascii="Arial" w:hAnsi="Arial" w:cs="Arial"/>
+                <w:rFonts w:ascii="Arial" w:hAnsi="Arial" w:cs="Arial" w:eastAsia="Arial"/>
                 <w:sz w:val="21"/>
                 <w:szCs w:val="21"/>
               </w:rPr>
@@ -621,16 +621,16 @@
             <w:pPr>
               <w:ind w:left="3"/>
               <w:rPr>
-                <w:rFonts w:ascii="Arial" w:hAnsi="Arial" w:cs="Arial"/>
-                <w:b/>
-                <w:bCs/>
-                <w:sz w:val="21"/>
-                <w:szCs w:val="21"/>
-              </w:rPr>
-            </w:pPr>
-            <w:r>
-              <w:rPr>
-                <w:rFonts w:ascii="Arial" w:hAnsi="Arial" w:cs="Arial"/>
+                <w:rFonts w:ascii="Arial" w:hAnsi="Arial" w:cs="Arial" w:eastAsia="Arial"/>
+                <w:b/>
+                <w:bCs/>
+                <w:sz w:val="21"/>
+                <w:szCs w:val="21"/>
+              </w:rPr>
+            </w:pPr>
+            <w:r>
+              <w:rPr>
+                <w:rFonts w:ascii="Arial" w:hAnsi="Arial" w:cs="Arial" w:eastAsia="Arial"/>
                 <w:b/>
                 <w:bCs/>
                 <w:sz w:val="21"/>
@@ -653,7 +653,7 @@
           <w:p>
             <w:pPr>
               <w:rPr>
-                <w:rFonts w:ascii="Arial" w:hAnsi="Arial" w:cs="Arial"/>
+                <w:rFonts w:ascii="Arial" w:hAnsi="Arial" w:cs="Arial" w:eastAsia="Arial"/>
                 <w:sz w:val="21"/>
                 <w:szCs w:val="21"/>
               </w:rPr>
@@ -661,7 +661,7 @@
             <w:proofErr w:type="spellStart"/>
             <w:r>
               <w:rPr>
-                <w:rFonts w:ascii="Arial" w:hAnsi="Arial" w:cs="Arial"/>
+                <w:rFonts w:ascii="Arial" w:hAnsi="Arial" w:cs="Arial" w:eastAsia="Arial"/>
                 <w:sz w:val="21"/>
                 <w:szCs w:val="21"/>
               </w:rPr>
@@ -670,7 +670,7 @@
             <w:proofErr w:type="spellEnd"/>
             <w:r>
               <w:rPr>
-                <w:rFonts w:ascii="Arial" w:hAnsi="Arial" w:cs="Arial"/>
+                <w:rFonts w:ascii="Arial" w:hAnsi="Arial" w:cs="Arial" w:eastAsia="Arial"/>
                 <w:sz w:val="21"/>
                 <w:szCs w:val="21"/>
               </w:rPr>
@@ -697,16 +697,16 @@
             <w:pPr>
               <w:ind w:left="3"/>
               <w:rPr>
-                <w:rFonts w:ascii="Arial" w:hAnsi="Arial" w:cs="Arial"/>
-                <w:b/>
-                <w:bCs/>
-                <w:sz w:val="21"/>
-                <w:szCs w:val="21"/>
-              </w:rPr>
-            </w:pPr>
-            <w:r>
-              <w:rPr>
-                <w:rFonts w:ascii="Arial" w:hAnsi="Arial" w:cs="Arial"/>
+                <w:rFonts w:ascii="Arial" w:hAnsi="Arial" w:cs="Arial" w:eastAsia="Arial"/>
+                <w:b/>
+                <w:bCs/>
+                <w:sz w:val="21"/>
+                <w:szCs w:val="21"/>
+              </w:rPr>
+            </w:pPr>
+            <w:r>
+              <w:rPr>
+                <w:rFonts w:ascii="Arial" w:hAnsi="Arial" w:cs="Arial" w:eastAsia="Arial"/>
                 <w:b/>
                 <w:bCs/>
                 <w:sz w:val="21"/>
@@ -729,7 +729,7 @@
           <w:p>
             <w:pPr>
               <w:rPr>
-                <w:rFonts w:ascii="Arial" w:hAnsi="Arial" w:cs="Arial"/>
+                <w:rFonts w:ascii="Arial" w:hAnsi="Arial" w:cs="Arial" w:eastAsia="Arial"/>
                 <w:sz w:val="21"/>
                 <w:szCs w:val="21"/>
               </w:rPr>
@@ -737,7 +737,7 @@
             <w:proofErr w:type="spellStart"/>
             <w:r>
               <w:rPr>
-                <w:rFonts w:ascii="Arial" w:hAnsi="Arial" w:cs="Arial"/>
+                <w:rFonts w:ascii="Arial" w:hAnsi="Arial" w:cs="Arial" w:eastAsia="Arial"/>
                 <w:sz w:val="21"/>
                 <w:szCs w:val="21"/>
               </w:rPr>
@@ -746,7 +746,7 @@
             <w:proofErr w:type="spellEnd"/>
             <w:r>
               <w:rPr>
-                <w:rFonts w:ascii="Arial" w:hAnsi="Arial" w:cs="Arial"/>
+                <w:rFonts w:ascii="Arial" w:hAnsi="Arial" w:cs="Arial" w:eastAsia="Arial"/>
                 <w:sz w:val="21"/>
                 <w:szCs w:val="21"/>
               </w:rPr>
@@ -755,7 +755,7 @@
             <w:proofErr w:type="gramStart"/>
             <w:r>
               <w:rPr>
-                <w:rFonts w:ascii="Arial" w:hAnsi="Arial" w:cs="Arial"/>
+                <w:rFonts w:ascii="Arial" w:hAnsi="Arial" w:cs="Arial" w:eastAsia="Arial"/>
                 <w:sz w:val="21"/>
                 <w:szCs w:val="21"/>
               </w:rPr>
@@ -764,7 +764,7 @@
             <w:proofErr w:type="gramEnd"/>
             <w:r>
               <w:rPr>
-                <w:rFonts w:ascii="Arial" w:hAnsi="Arial" w:cs="Arial"/>
+                <w:rFonts w:ascii="Arial" w:hAnsi="Arial" w:cs="Arial" w:eastAsia="Arial"/>
                 <w:sz w:val="21"/>
                 <w:szCs w:val="21"/>
               </w:rPr>
@@ -791,16 +791,16 @@
             <w:pPr>
               <w:ind w:left="3"/>
               <w:rPr>
-                <w:rFonts w:ascii="Arial" w:hAnsi="Arial" w:cs="Arial"/>
-                <w:b/>
-                <w:bCs/>
-                <w:sz w:val="21"/>
-                <w:szCs w:val="21"/>
-              </w:rPr>
-            </w:pPr>
-            <w:r>
-              <w:rPr>
-                <w:rFonts w:ascii="Arial" w:hAnsi="Arial" w:cs="Arial"/>
+                <w:rFonts w:ascii="Arial" w:hAnsi="Arial" w:cs="Arial" w:eastAsia="Arial"/>
+                <w:b/>
+                <w:bCs/>
+                <w:sz w:val="21"/>
+                <w:szCs w:val="21"/>
+              </w:rPr>
+            </w:pPr>
+            <w:r>
+              <w:rPr>
+                <w:rFonts w:ascii="Arial" w:hAnsi="Arial" w:cs="Arial" w:eastAsia="Arial"/>
                 <w:b/>
                 <w:bCs/>
                 <w:sz w:val="21"/>
@@ -823,7 +823,7 @@
           <w:p>
             <w:pPr>
               <w:rPr>
-                <w:rFonts w:ascii="Arial" w:hAnsi="Arial" w:cs="Arial"/>
+                <w:rFonts w:ascii="Arial" w:hAnsi="Arial" w:cs="Arial" w:eastAsia="Arial"/>
                 <w:sz w:val="21"/>
                 <w:szCs w:val="21"/>
               </w:rPr>
@@ -831,7 +831,7 @@
             <w:proofErr w:type="spellStart"/>
             <w:r>
               <w:rPr>
-                <w:rFonts w:ascii="Arial" w:hAnsi="Arial" w:cs="Arial"/>
+                <w:rFonts w:ascii="Arial" w:hAnsi="Arial" w:cs="Arial" w:eastAsia="Arial"/>
                 <w:sz w:val="21"/>
                 <w:szCs w:val="21"/>
               </w:rPr>
@@ -840,7 +840,7 @@
             <w:proofErr w:type="spellEnd"/>
             <w:r>
               <w:rPr>
-                <w:rFonts w:ascii="Arial" w:hAnsi="Arial" w:cs="Arial"/>
+                <w:rFonts w:ascii="Arial" w:hAnsi="Arial" w:cs="Arial" w:eastAsia="Arial"/>
                 <w:sz w:val="21"/>
                 <w:szCs w:val="21"/>
               </w:rPr>
@@ -867,16 +867,16 @@
             <w:pPr>
               <w:ind w:left="3"/>
               <w:rPr>
-                <w:rFonts w:ascii="Arial" w:hAnsi="Arial" w:cs="Arial"/>
-                <w:b/>
-                <w:bCs/>
-                <w:sz w:val="21"/>
-                <w:szCs w:val="21"/>
-              </w:rPr>
-            </w:pPr>
-            <w:r>
-              <w:rPr>
-                <w:rFonts w:ascii="Arial" w:hAnsi="Arial" w:cs="Arial"/>
+                <w:rFonts w:ascii="Arial" w:hAnsi="Arial" w:cs="Arial" w:eastAsia="Arial"/>
+                <w:b/>
+                <w:bCs/>
+                <w:sz w:val="21"/>
+                <w:szCs w:val="21"/>
+              </w:rPr>
+            </w:pPr>
+            <w:r>
+              <w:rPr>
+                <w:rFonts w:ascii="Arial" w:hAnsi="Arial" w:cs="Arial" w:eastAsia="Arial"/>
                 <w:b/>
                 <w:bCs/>
                 <w:sz w:val="21"/>
@@ -899,14 +899,14 @@
           <w:p>
             <w:pPr>
               <w:rPr>
-                <w:rFonts w:ascii="Arial" w:hAnsi="Arial" w:cs="Arial"/>
-                <w:sz w:val="21"/>
-                <w:szCs w:val="21"/>
-              </w:rPr>
-            </w:pPr>
-            <w:r>
-              <w:rPr>
-                <w:rFonts w:ascii="Arial" w:hAnsi="Arial" w:cs="Arial"/>
+                <w:rFonts w:ascii="Arial" w:hAnsi="Arial" w:cs="Arial" w:eastAsia="Arial"/>
+                <w:sz w:val="21"/>
+                <w:szCs w:val="21"/>
+              </w:rPr>
+            </w:pPr>
+            <w:r>
+              <w:rPr>
+                <w:rFonts w:ascii="Arial" w:hAnsi="Arial" w:cs="Arial" w:eastAsia="Arial"/>
                 <w:sz w:val="21"/>
                 <w:szCs w:val="21"/>
               </w:rPr>
@@ -933,16 +933,16 @@
             <w:pPr>
               <w:ind w:left="3"/>
               <w:rPr>
-                <w:rFonts w:ascii="Arial" w:hAnsi="Arial" w:cs="Arial"/>
-                <w:b/>
-                <w:bCs/>
-                <w:sz w:val="21"/>
-                <w:szCs w:val="21"/>
-              </w:rPr>
-            </w:pPr>
-            <w:r>
-              <w:rPr>
-                <w:rFonts w:ascii="Arial" w:hAnsi="Arial" w:cs="Arial"/>
+                <w:rFonts w:ascii="Arial" w:hAnsi="Arial" w:cs="Arial" w:eastAsia="Arial"/>
+                <w:b/>
+                <w:bCs/>
+                <w:sz w:val="21"/>
+                <w:szCs w:val="21"/>
+              </w:rPr>
+            </w:pPr>
+            <w:r>
+              <w:rPr>
+                <w:rFonts w:ascii="Arial" w:hAnsi="Arial" w:cs="Arial" w:eastAsia="Arial"/>
                 <w:b/>
                 <w:bCs/>
                 <w:sz w:val="21"/>
@@ -966,14 +966,14 @@
             <w:pPr>
               <w:spacing w:line="240" w:lineRule="auto"/>
               <w:rPr>
-                <w:rFonts w:ascii="Arial" w:eastAsia="Times New Roman" w:hAnsi="Arial" w:cs="Arial"/>
-                <w:sz w:val="21"/>
-                <w:szCs w:val="21"/>
-              </w:rPr>
-            </w:pPr>
-            <w:r>
-              <w:rPr>
-                <w:rFonts w:ascii="Arial" w:hAnsi="Arial" w:cs="Arial"/>
+                <w:rFonts w:ascii="Arial" w:hAnsi="Arial" w:cs="Arial" w:eastAsia="Arial"/>
+                <w:sz w:val="21"/>
+                <w:szCs w:val="21"/>
+              </w:rPr>
+            </w:pPr>
+            <w:r>
+              <w:rPr>
+                <w:rFonts w:ascii="Arial" w:hAnsi="Arial" w:cs="Arial" w:eastAsia="Arial"/>
                 <w:sz w:val="21"/>
                 <w:szCs w:val="21"/>
               </w:rPr>
@@ -983,7 +983,7 @@
           <w:p>
             <w:pPr>
               <w:rPr>
-                <w:rFonts w:ascii="Arial" w:hAnsi="Arial" w:cs="Arial"/>
+                <w:rFonts w:ascii="Arial" w:hAnsi="Arial" w:cs="Arial" w:eastAsia="Arial"/>
                 <w:sz w:val="21"/>
                 <w:szCs w:val="21"/>
               </w:rPr>
@@ -1009,16 +1009,16 @@
             <w:pPr>
               <w:ind w:left="3"/>
               <w:rPr>
-                <w:rFonts w:ascii="Arial" w:hAnsi="Arial" w:cs="Arial"/>
-                <w:b/>
-                <w:bCs/>
-                <w:sz w:val="21"/>
-                <w:szCs w:val="21"/>
-              </w:rPr>
-            </w:pPr>
-            <w:r>
-              <w:rPr>
-                <w:rFonts w:ascii="Arial" w:hAnsi="Arial" w:cs="Arial"/>
+                <w:rFonts w:ascii="Arial" w:hAnsi="Arial" w:cs="Arial" w:eastAsia="Arial"/>
+                <w:b/>
+                <w:bCs/>
+                <w:sz w:val="21"/>
+                <w:szCs w:val="21"/>
+              </w:rPr>
+            </w:pPr>
+            <w:r>
+              <w:rPr>
+                <w:rFonts w:ascii="Arial" w:hAnsi="Arial" w:cs="Arial" w:eastAsia="Arial"/>
                 <w:b/>
                 <w:bCs/>
                 <w:sz w:val="21"/>
@@ -1042,14 +1042,14 @@
             <w:pPr>
               <w:spacing w:line="240" w:lineRule="auto"/>
               <w:rPr>
-                <w:rFonts w:ascii="Arial" w:hAnsi="Arial" w:cs="Arial"/>
-                <w:sz w:val="21"/>
-                <w:szCs w:val="21"/>
-              </w:rPr>
-            </w:pPr>
-            <w:r>
-              <w:rPr>
-                <w:rFonts w:ascii="Arial" w:hAnsi="Arial" w:cs="Arial"/>
+                <w:rFonts w:ascii="Arial" w:hAnsi="Arial" w:cs="Arial" w:eastAsia="Arial"/>
+                <w:sz w:val="21"/>
+                <w:szCs w:val="21"/>
+              </w:rPr>
+            </w:pPr>
+            <w:r>
+              <w:rPr>
+                <w:rFonts w:ascii="Arial" w:hAnsi="Arial" w:cs="Arial" w:eastAsia="Arial"/>
                 <w:sz w:val="21"/>
                 <w:szCs w:val="21"/>
               </w:rPr>
@@ -1076,16 +1076,16 @@
             <w:pPr>
               <w:ind w:left="3"/>
               <w:rPr>
-                <w:rFonts w:ascii="Arial" w:hAnsi="Arial" w:cs="Arial"/>
-                <w:b/>
-                <w:bCs/>
-                <w:sz w:val="21"/>
-                <w:szCs w:val="21"/>
-              </w:rPr>
-            </w:pPr>
-            <w:r>
-              <w:rPr>
-                <w:rFonts w:ascii="Arial" w:hAnsi="Arial" w:cs="Arial"/>
+                <w:rFonts w:ascii="Arial" w:hAnsi="Arial" w:cs="Arial" w:eastAsia="Arial"/>
+                <w:b/>
+                <w:bCs/>
+                <w:sz w:val="21"/>
+                <w:szCs w:val="21"/>
+              </w:rPr>
+            </w:pPr>
+            <w:r>
+              <w:rPr>
+                <w:rFonts w:ascii="Arial" w:hAnsi="Arial" w:cs="Arial" w:eastAsia="Arial"/>
                 <w:b/>
                 <w:bCs/>
                 <w:sz w:val="21"/>
@@ -1109,14 +1109,14 @@
             <w:pPr>
               <w:spacing w:line="240" w:lineRule="auto"/>
               <w:rPr>
-                <w:rFonts w:ascii="Arial" w:hAnsi="Arial" w:cs="Arial"/>
-                <w:sz w:val="21"/>
-                <w:szCs w:val="21"/>
-              </w:rPr>
-            </w:pPr>
-            <w:r>
-              <w:rPr>
-                <w:rFonts w:ascii="Arial" w:hAnsi="Arial" w:cs="Arial"/>
+                <w:rFonts w:ascii="Arial" w:hAnsi="Arial" w:cs="Arial" w:eastAsia="Arial"/>
+                <w:sz w:val="21"/>
+                <w:szCs w:val="21"/>
+              </w:rPr>
+            </w:pPr>
+            <w:r>
+              <w:rPr>
+                <w:rFonts w:ascii="Arial" w:hAnsi="Arial" w:cs="Arial" w:eastAsia="Arial"/>
                 <w:sz w:val="21"/>
                 <w:szCs w:val="21"/>
               </w:rPr>
@@ -1143,16 +1143,16 @@
             <w:pPr>
               <w:ind w:left="3"/>
               <w:rPr>
-                <w:rFonts w:ascii="Arial" w:hAnsi="Arial" w:cs="Arial"/>
-                <w:b/>
-                <w:bCs/>
-                <w:sz w:val="21"/>
-                <w:szCs w:val="21"/>
-              </w:rPr>
-            </w:pPr>
-            <w:r>
-              <w:rPr>
-                <w:rFonts w:ascii="Arial" w:hAnsi="Arial" w:cs="Arial"/>
+                <w:rFonts w:ascii="Arial" w:hAnsi="Arial" w:cs="Arial" w:eastAsia="Arial"/>
+                <w:b/>
+                <w:bCs/>
+                <w:sz w:val="21"/>
+                <w:szCs w:val="21"/>
+              </w:rPr>
+            </w:pPr>
+            <w:r>
+              <w:rPr>
+                <w:rFonts w:ascii="Arial" w:hAnsi="Arial" w:cs="Arial" w:eastAsia="Arial"/>
                 <w:b/>
                 <w:bCs/>
                 <w:sz w:val="21"/>
@@ -1176,14 +1176,14 @@
             <w:pPr>
               <w:spacing w:line="240" w:lineRule="auto"/>
               <w:rPr>
-                <w:rFonts w:ascii="Arial" w:hAnsi="Arial" w:cs="Arial"/>
-                <w:sz w:val="21"/>
-                <w:szCs w:val="21"/>
-              </w:rPr>
-            </w:pPr>
-            <w:r>
-              <w:rPr>
-                <w:rFonts w:ascii="Arial" w:hAnsi="Arial" w:cs="Arial"/>
+                <w:rFonts w:ascii="Arial" w:hAnsi="Arial" w:cs="Arial" w:eastAsia="Arial"/>
+                <w:sz w:val="21"/>
+                <w:szCs w:val="21"/>
+              </w:rPr>
+            </w:pPr>
+            <w:r>
+              <w:rPr>
+                <w:rFonts w:ascii="Arial" w:hAnsi="Arial" w:cs="Arial" w:eastAsia="Arial"/>
                 <w:sz w:val="21"/>
                 <w:szCs w:val="21"/>
               </w:rPr>
@@ -1209,10 +1209,10 @@
   <w:docDefaults>
     <w:rPrDefault>
       <w:rPr>
-        <w:rFonts w:asciiTheme="minorHAnsi" w:eastAsiaTheme="minorHAnsi" w:hAnsiTheme="minorHAnsi" w:cstheme="minorBidi"/>
+        <w:rFonts w:ascii="Arial" w:hAnsi="Arial" w:cs="Arial" w:eastAsia="Arial"/>
         <w:kern w:val="2"/>
-        <w:sz w:val="24"/>
-        <w:szCs w:val="24"/>
+        <w:sz w:val="21"/>
+        <w:szCs w:val="21"/>
         <w:lang w:val="en-IN" w:eastAsia="en-US" w:bidi="ar-SA"/>
         <w14:ligatures w14:val="standardContextual"/>
       </w:rPr>
@@ -1609,9 +1609,9 @@
       <w:spacing w:line="259" w:lineRule="auto"/>
     </w:pPr>
     <w:rPr>
-      <w:rFonts w:ascii="Calibri" w:eastAsia="Calibri" w:hAnsi="Calibri" w:cs="Calibri"/>
+      <w:rFonts w:ascii="Arial" w:hAnsi="Arial" w:cs="Arial" w:eastAsia="Arial"/>
       <w:color w:val="000000"/>
-      <w:sz w:val="22"/>
+      <w:sz w:val="21"/>
       <w:lang w:eastAsia="en-IN"/>
     </w:rPr>
   </w:style>
@@ -1630,10 +1630,10 @@
       <w:outlineLvl w:val="0"/>
     </w:pPr>
     <w:rPr>
-      <w:rFonts w:asciiTheme="majorHAnsi" w:eastAsiaTheme="majorEastAsia" w:hAnsiTheme="majorHAnsi" w:cstheme="majorBidi"/>
+      <w:rFonts w:ascii="Arial" w:hAnsi="Arial" w:cs="Arial" w:eastAsia="Arial"/>
       <w:color w:val="0F4761" w:themeColor="accent1" w:themeShade="BF"/>
-      <w:sz w:val="40"/>
-      <w:szCs w:val="40"/>
+      <w:sz w:val="21"/>
+      <w:szCs w:val="21"/>
       <w:lang w:eastAsia="en-US"/>
     </w:rPr>
   </w:style>
@@ -1654,10 +1654,10 @@
       <w:outlineLvl w:val="1"/>
     </w:pPr>
     <w:rPr>
-      <w:rFonts w:asciiTheme="majorHAnsi" w:eastAsiaTheme="majorEastAsia" w:hAnsiTheme="majorHAnsi" w:cstheme="majorBidi"/>
+      <w:rFonts w:ascii="Arial" w:hAnsi="Arial" w:cs="Arial" w:eastAsia="Arial"/>
       <w:color w:val="0F4761" w:themeColor="accent1" w:themeShade="BF"/>
-      <w:sz w:val="32"/>
-      <w:szCs w:val="32"/>
+      <w:sz w:val="21"/>
+      <w:szCs w:val="21"/>
       <w:lang w:eastAsia="en-US"/>
     </w:rPr>
   </w:style>
@@ -1678,10 +1678,10 @@
       <w:outlineLvl w:val="2"/>
     </w:pPr>
     <w:rPr>
-      <w:rFonts w:asciiTheme="minorHAnsi" w:eastAsiaTheme="majorEastAsia" w:hAnsiTheme="minorHAnsi" w:cstheme="majorBidi"/>
+      <w:rFonts w:ascii="Arial" w:hAnsi="Arial" w:cs="Arial" w:eastAsia="Arial"/>
       <w:color w:val="0F4761" w:themeColor="accent1" w:themeShade="BF"/>
-      <w:sz w:val="28"/>
-      <w:szCs w:val="28"/>
+      <w:sz w:val="21"/>
+      <w:szCs w:val="21"/>
       <w:lang w:eastAsia="en-US"/>
     </w:rPr>
   </w:style>
@@ -1702,11 +1702,11 @@
       <w:outlineLvl w:val="3"/>
     </w:pPr>
     <w:rPr>
-      <w:rFonts w:asciiTheme="minorHAnsi" w:eastAsiaTheme="majorEastAsia" w:hAnsiTheme="minorHAnsi" w:cstheme="majorBidi"/>
+      <w:rFonts w:ascii="Arial" w:hAnsi="Arial" w:cs="Arial" w:eastAsia="Arial"/>
       <w:i/>
       <w:iCs/>
       <w:color w:val="0F4761" w:themeColor="accent1" w:themeShade="BF"/>
-      <w:sz w:val="24"/>
+      <w:sz w:val="21"/>
       <w:lang w:eastAsia="en-US"/>
     </w:rPr>
   </w:style>
@@ -1727,9 +1727,9 @@
       <w:outlineLvl w:val="4"/>
     </w:pPr>
     <w:rPr>
-      <w:rFonts w:asciiTheme="minorHAnsi" w:eastAsiaTheme="majorEastAsia" w:hAnsiTheme="minorHAnsi" w:cstheme="majorBidi"/>
+      <w:rFonts w:ascii="Arial" w:hAnsi="Arial" w:cs="Arial" w:eastAsia="Arial"/>
       <w:color w:val="0F4761" w:themeColor="accent1" w:themeShade="BF"/>
-      <w:sz w:val="24"/>
+      <w:sz w:val="21"/>
       <w:lang w:eastAsia="en-US"/>
     </w:rPr>
   </w:style>
@@ -1750,11 +1750,11 @@
       <w:outlineLvl w:val="5"/>
     </w:pPr>
     <w:rPr>
-      <w:rFonts w:asciiTheme="minorHAnsi" w:eastAsiaTheme="majorEastAsia" w:hAnsiTheme="minorHAnsi" w:cstheme="majorBidi"/>
+      <w:rFonts w:ascii="Arial" w:hAnsi="Arial" w:cs="Arial" w:eastAsia="Arial"/>
       <w:i/>
       <w:iCs/>
       <w:color w:val="595959" w:themeColor="text1" w:themeTint="A6"/>
-      <w:sz w:val="24"/>
+      <w:sz w:val="21"/>
       <w:lang w:eastAsia="en-US"/>
     </w:rPr>
   </w:style>
@@ -1775,9 +1775,9 @@
       <w:outlineLvl w:val="6"/>
     </w:pPr>
     <w:rPr>
-      <w:rFonts w:asciiTheme="minorHAnsi" w:eastAsiaTheme="majorEastAsia" w:hAnsiTheme="minorHAnsi" w:cstheme="majorBidi"/>
+      <w:rFonts w:ascii="Arial" w:hAnsi="Arial" w:cs="Arial" w:eastAsia="Arial"/>
       <w:color w:val="595959" w:themeColor="text1" w:themeTint="A6"/>
-      <w:sz w:val="24"/>
+      <w:sz w:val="21"/>
       <w:lang w:eastAsia="en-US"/>
     </w:rPr>
   </w:style>
@@ -1798,11 +1798,11 @@
       <w:outlineLvl w:val="7"/>
     </w:pPr>
     <w:rPr>
-      <w:rFonts w:asciiTheme="minorHAnsi" w:eastAsiaTheme="majorEastAsia" w:hAnsiTheme="minorHAnsi" w:cstheme="majorBidi"/>
+      <w:rFonts w:ascii="Arial" w:hAnsi="Arial" w:cs="Arial" w:eastAsia="Arial"/>
       <w:i/>
       <w:iCs/>
       <w:color w:val="272727" w:themeColor="text1" w:themeTint="D8"/>
-      <w:sz w:val="24"/>
+      <w:sz w:val="21"/>
       <w:lang w:eastAsia="en-US"/>
     </w:rPr>
   </w:style>
@@ -1823,9 +1823,9 @@
       <w:outlineLvl w:val="8"/>
     </w:pPr>
     <w:rPr>
-      <w:rFonts w:asciiTheme="minorHAnsi" w:eastAsiaTheme="majorEastAsia" w:hAnsiTheme="minorHAnsi" w:cstheme="majorBidi"/>
+      <w:rFonts w:ascii="Arial" w:hAnsi="Arial" w:cs="Arial" w:eastAsia="Arial"/>
       <w:color w:val="272727" w:themeColor="text1" w:themeTint="D8"/>
-      <w:sz w:val="24"/>
+      <w:sz w:val="21"/>
       <w:lang w:eastAsia="en-US"/>
     </w:rPr>
   </w:style>
@@ -1863,10 +1863,10 @@
     <w:uiPriority w:val="9"/>
     <w:rsid w:val="00C44E90"/>
     <w:rPr>
-      <w:rFonts w:asciiTheme="majorHAnsi" w:eastAsiaTheme="majorEastAsia" w:hAnsiTheme="majorHAnsi" w:cstheme="majorBidi"/>
+      <w:rFonts w:ascii="Arial" w:hAnsi="Arial" w:cs="Arial" w:eastAsia="Arial"/>
       <w:color w:val="0F4761" w:themeColor="accent1" w:themeShade="BF"/>
-      <w:sz w:val="40"/>
-      <w:szCs w:val="40"/>
+      <w:sz w:val="21"/>
+      <w:szCs w:val="21"/>
     </w:rPr>
   </w:style>
   <w:style w:type="character" w:customStyle="1" w:styleId="Heading2Char">
@@ -1877,10 +1877,10 @@
     <w:semiHidden/>
     <w:rsid w:val="00C44E90"/>
     <w:rPr>
-      <w:rFonts w:asciiTheme="majorHAnsi" w:eastAsiaTheme="majorEastAsia" w:hAnsiTheme="majorHAnsi" w:cstheme="majorBidi"/>
+      <w:rFonts w:ascii="Arial" w:hAnsi="Arial" w:cs="Arial" w:eastAsia="Arial"/>
       <w:color w:val="0F4761" w:themeColor="accent1" w:themeShade="BF"/>
-      <w:sz w:val="32"/>
-      <w:szCs w:val="32"/>
+      <w:sz w:val="21"/>
+      <w:szCs w:val="21"/>
     </w:rPr>
   </w:style>
   <w:style w:type="character" w:customStyle="1" w:styleId="Heading3Char">
@@ -1891,10 +1891,10 @@
     <w:semiHidden/>
     <w:rsid w:val="00C44E90"/>
     <w:rPr>
-      <w:rFonts w:eastAsiaTheme="majorEastAsia" w:cstheme="majorBidi"/>
+      <w:rFonts w:ascii="Arial" w:hAnsi="Arial" w:cs="Arial" w:eastAsia="Arial"/>
       <w:color w:val="0F4761" w:themeColor="accent1" w:themeShade="BF"/>
-      <w:sz w:val="28"/>
-      <w:szCs w:val="28"/>
+      <w:sz w:val="21"/>
+      <w:szCs w:val="21"/>
     </w:rPr>
   </w:style>
   <w:style w:type="character" w:customStyle="1" w:styleId="Heading4Char">
@@ -1905,7 +1905,7 @@
     <w:semiHidden/>
     <w:rsid w:val="00C44E90"/>
     <w:rPr>
-      <w:rFonts w:eastAsiaTheme="majorEastAsia" w:cstheme="majorBidi"/>
+      <w:rFonts w:ascii="Arial" w:hAnsi="Arial" w:cs="Arial" w:eastAsia="Arial"/>
       <w:i/>
       <w:iCs/>
       <w:color w:val="0F4761" w:themeColor="accent1" w:themeShade="BF"/>
@@ -1919,7 +1919,7 @@
     <w:semiHidden/>
     <w:rsid w:val="00C44E90"/>
     <w:rPr>
-      <w:rFonts w:eastAsiaTheme="majorEastAsia" w:cstheme="majorBidi"/>
+      <w:rFonts w:ascii="Arial" w:hAnsi="Arial" w:cs="Arial" w:eastAsia="Arial"/>
       <w:color w:val="0F4761" w:themeColor="accent1" w:themeShade="BF"/>
     </w:rPr>
   </w:style>
@@ -1931,7 +1931,7 @@
     <w:semiHidden/>
     <w:rsid w:val="00C44E90"/>
     <w:rPr>
-      <w:rFonts w:eastAsiaTheme="majorEastAsia" w:cstheme="majorBidi"/>
+      <w:rFonts w:ascii="Arial" w:hAnsi="Arial" w:cs="Arial" w:eastAsia="Arial"/>
       <w:i/>
       <w:iCs/>
       <w:color w:val="595959" w:themeColor="text1" w:themeTint="A6"/>
@@ -1945,7 +1945,7 @@
     <w:semiHidden/>
     <w:rsid w:val="00C44E90"/>
     <w:rPr>
-      <w:rFonts w:eastAsiaTheme="majorEastAsia" w:cstheme="majorBidi"/>
+      <w:rFonts w:ascii="Arial" w:hAnsi="Arial" w:cs="Arial" w:eastAsia="Arial"/>
       <w:color w:val="595959" w:themeColor="text1" w:themeTint="A6"/>
     </w:rPr>
   </w:style>
@@ -1957,7 +1957,7 @@
     <w:semiHidden/>
     <w:rsid w:val="00C44E90"/>
     <w:rPr>
-      <w:rFonts w:eastAsiaTheme="majorEastAsia" w:cstheme="majorBidi"/>
+      <w:rFonts w:ascii="Arial" w:hAnsi="Arial" w:cs="Arial" w:eastAsia="Arial"/>
       <w:i/>
       <w:iCs/>
       <w:color w:val="272727" w:themeColor="text1" w:themeTint="D8"/>
@@ -1971,7 +1971,7 @@
     <w:semiHidden/>
     <w:rsid w:val="00C44E90"/>
     <w:rPr>
-      <w:rFonts w:eastAsiaTheme="majorEastAsia" w:cstheme="majorBidi"/>
+      <w:rFonts w:ascii="Arial" w:hAnsi="Arial" w:cs="Arial" w:eastAsia="Arial"/>
       <w:color w:val="272727" w:themeColor="text1" w:themeTint="D8"/>
     </w:rPr>
   </w:style>
@@ -1988,12 +1988,12 @@
       <w:contextualSpacing/>
     </w:pPr>
     <w:rPr>
-      <w:rFonts w:asciiTheme="majorHAnsi" w:eastAsiaTheme="majorEastAsia" w:hAnsiTheme="majorHAnsi" w:cstheme="majorBidi"/>
+      <w:rFonts w:ascii="Arial" w:hAnsi="Arial" w:cs="Arial" w:eastAsia="Arial"/>
       <w:color w:val="auto"/>
       <w:spacing w:val="-10"/>
       <w:kern w:val="28"/>
-      <w:sz w:val="56"/>
-      <w:szCs w:val="56"/>
+      <w:sz w:val="21"/>
+      <w:szCs w:val="21"/>
       <w:lang w:eastAsia="en-US"/>
     </w:rPr>
   </w:style>
@@ -2004,11 +2004,11 @@
     <w:uiPriority w:val="10"/>
     <w:rsid w:val="00C44E90"/>
     <w:rPr>
-      <w:rFonts w:asciiTheme="majorHAnsi" w:eastAsiaTheme="majorEastAsia" w:hAnsiTheme="majorHAnsi" w:cstheme="majorBidi"/>
+      <w:rFonts w:ascii="Arial" w:hAnsi="Arial" w:cs="Arial" w:eastAsia="Arial"/>
       <w:spacing w:val="-10"/>
       <w:kern w:val="28"/>
-      <w:sz w:val="56"/>
-      <w:szCs w:val="56"/>
+      <w:sz w:val="21"/>
+      <w:szCs w:val="21"/>
     </w:rPr>
   </w:style>
   <w:style w:type="paragraph" w:styleId="Subtitle">
@@ -2026,11 +2026,11 @@
       <w:spacing w:line="278" w:lineRule="auto"/>
     </w:pPr>
     <w:rPr>
-      <w:rFonts w:asciiTheme="minorHAnsi" w:eastAsiaTheme="majorEastAsia" w:hAnsiTheme="minorHAnsi" w:cstheme="majorBidi"/>
+      <w:rFonts w:ascii="Arial" w:hAnsi="Arial" w:cs="Arial" w:eastAsia="Arial"/>
       <w:color w:val="595959" w:themeColor="text1" w:themeTint="A6"/>
       <w:spacing w:val="15"/>
-      <w:sz w:val="28"/>
-      <w:szCs w:val="28"/>
+      <w:sz w:val="21"/>
+      <w:szCs w:val="21"/>
       <w:lang w:eastAsia="en-US"/>
     </w:rPr>
   </w:style>
@@ -2041,11 +2041,11 @@
     <w:uiPriority w:val="11"/>
     <w:rsid w:val="00C44E90"/>
     <w:rPr>
-      <w:rFonts w:eastAsiaTheme="majorEastAsia" w:cstheme="majorBidi"/>
+      <w:rFonts w:ascii="Arial" w:hAnsi="Arial" w:cs="Arial" w:eastAsia="Arial"/>
       <w:color w:val="595959" w:themeColor="text1" w:themeTint="A6"/>
       <w:spacing w:val="15"/>
-      <w:sz w:val="28"/>
-      <w:szCs w:val="28"/>
+      <w:sz w:val="21"/>
+      <w:szCs w:val="21"/>
     </w:rPr>
   </w:style>
   <w:style w:type="paragraph" w:styleId="Quote">
@@ -2061,11 +2061,11 @@
       <w:jc w:val="center"/>
     </w:pPr>
     <w:rPr>
-      <w:rFonts w:asciiTheme="minorHAnsi" w:eastAsiaTheme="minorHAnsi" w:hAnsiTheme="minorHAnsi" w:cstheme="minorBidi"/>
+      <w:rFonts w:ascii="Arial" w:hAnsi="Arial" w:cs="Arial" w:eastAsia="Arial"/>
       <w:i/>
       <w:iCs/>
       <w:color w:val="404040" w:themeColor="text1" w:themeTint="BF"/>
-      <w:sz w:val="24"/>
+      <w:sz w:val="21"/>
       <w:lang w:eastAsia="en-US"/>
     </w:rPr>
   </w:style>
@@ -2093,9 +2093,9 @@
       <w:contextualSpacing/>
     </w:pPr>
     <w:rPr>
-      <w:rFonts w:asciiTheme="minorHAnsi" w:eastAsiaTheme="minorHAnsi" w:hAnsiTheme="minorHAnsi" w:cstheme="minorBidi"/>
+      <w:rFonts w:ascii="Arial" w:hAnsi="Arial" w:cs="Arial" w:eastAsia="Arial"/>
       <w:color w:val="auto"/>
-      <w:sz w:val="24"/>
+      <w:sz w:val="21"/>
       <w:lang w:eastAsia="en-US"/>
     </w:rPr>
   </w:style>
@@ -2129,11 +2129,11 @@
       <w:jc w:val="center"/>
     </w:pPr>
     <w:rPr>
-      <w:rFonts w:asciiTheme="minorHAnsi" w:eastAsiaTheme="minorHAnsi" w:hAnsiTheme="minorHAnsi" w:cstheme="minorBidi"/>
+      <w:rFonts w:ascii="Arial" w:hAnsi="Arial" w:cs="Arial" w:eastAsia="Arial"/>
       <w:i/>
       <w:iCs/>
       <w:color w:val="0F4761" w:themeColor="accent1" w:themeShade="BF"/>
-      <w:sz w:val="24"/>
+      <w:sz w:val="21"/>
       <w:lang w:eastAsia="en-US"/>
     </w:rPr>
   </w:style>
@@ -2170,7 +2170,7 @@
       <w:spacing w:after="0" w:line="240" w:lineRule="auto"/>
     </w:pPr>
     <w:rPr>
-      <w:rFonts w:eastAsiaTheme="minorEastAsia"/>
+      <w:rFonts w:ascii="Arial" w:hAnsi="Arial" w:cs="Arial" w:eastAsia="Arial"/>
       <w:lang w:eastAsia="en-IN"/>
     </w:rPr>
     <w:tblPr>
